--- a/documents/Read Me GitHub.docx
+++ b/documents/Read Me GitHub.docx
@@ -2218,7 +2218,1739 @@
       </w:r>
     </w:p>
     <w:p/>
+    <w:p>
+      <w:r>
+        <w:t>--/--</w:t>
+      </w:r>
+    </w:p>
     <w:p/>
+    <w:p>
+      <w:r>
+        <w:t>README.md</w:t>
+      </w:r>
+    </w:p>
+    <w:p/>
+    <w:p>
+      <w:r>
+        <w:t># Walmart Delivery Fraud Detection</w:t>
+      </w:r>
+    </w:p>
+    <w:p/>
+    <w:p>
+      <w:r>
+        <w:t>This project investigates **missing item incidents in Walmart delivery orders** to distinguish between operational errors and potential fraud patterns.</w:t>
+      </w:r>
+    </w:p>
+    <w:p/>
+    <w:p>
+      <w:r>
+        <w:t>The analysis combines exploratory data analysis, hypothesis testing, and a custom fraud risk scoring framework to identify high-risk delivery scenarios.</w:t>
+      </w:r>
+    </w:p>
+    <w:p/>
+    <w:p>
+      <w:r>
+        <w:t xml:space="preserve">An interactive **Fraud Risk Simulator** was developed using </w:t>
+      </w:r>
+      <w:proofErr w:type="spellStart"/>
+      <w:r>
+        <w:t>Streamlit</w:t>
+      </w:r>
+      <w:proofErr w:type="spellEnd"/>
+      <w:r>
+        <w:t xml:space="preserve"> to operationalize the model.</w:t>
+      </w:r>
+    </w:p>
+    <w:p/>
+    <w:p>
+      <w:r>
+        <w:t>---</w:t>
+      </w:r>
+    </w:p>
+    <w:p/>
+    <w:p>
+      <w:r>
+        <w:t># Project Overview</w:t>
+      </w:r>
+    </w:p>
+    <w:p/>
+    <w:p>
+      <w:r>
+        <w:t xml:space="preserve">Missing items in delivery orders generate financial losses and customer dissatisfaction.  </w:t>
+      </w:r>
+    </w:p>
+    <w:p>
+      <w:r>
+        <w:t xml:space="preserve">However, identifying whether these incidents are caused by operational issues or fraudulent </w:t>
+      </w:r>
+      <w:proofErr w:type="spellStart"/>
+      <w:r>
+        <w:t>behavior</w:t>
+      </w:r>
+      <w:proofErr w:type="spellEnd"/>
+      <w:r>
+        <w:t xml:space="preserve"> can be challenging.</w:t>
+      </w:r>
+    </w:p>
+    <w:p/>
+    <w:p>
+      <w:r>
+        <w:t>This project aims to:</w:t>
+      </w:r>
+    </w:p>
+    <w:p/>
+    <w:p>
+      <w:r>
+        <w:lastRenderedPageBreak/>
+        <w:t xml:space="preserve">- </w:t>
+      </w:r>
+      <w:proofErr w:type="spellStart"/>
+      <w:r>
+        <w:t>Analyze</w:t>
+      </w:r>
+      <w:proofErr w:type="spellEnd"/>
+      <w:r>
+        <w:t xml:space="preserve"> patterns in missing items</w:t>
+      </w:r>
+    </w:p>
+    <w:p>
+      <w:r>
+        <w:t xml:space="preserve">- Identify operational and </w:t>
+      </w:r>
+      <w:proofErr w:type="spellStart"/>
+      <w:r>
+        <w:t>behavioral</w:t>
+      </w:r>
+      <w:proofErr w:type="spellEnd"/>
+      <w:r>
+        <w:t xml:space="preserve"> risk factors</w:t>
+      </w:r>
+    </w:p>
+    <w:p>
+      <w:r>
+        <w:t>- Build a fraud risk scoring framework</w:t>
+      </w:r>
+    </w:p>
+    <w:p>
+      <w:r>
+        <w:t>- Develop an interactive risk simulator</w:t>
+      </w:r>
+    </w:p>
+    <w:p/>
+    <w:p>
+      <w:r>
+        <w:t>---</w:t>
+      </w:r>
+    </w:p>
+    <w:p/>
+    <w:p>
+      <w:r>
+        <w:t># Dataset</w:t>
+      </w:r>
+    </w:p>
+    <w:p/>
+    <w:p>
+      <w:r>
+        <w:t>The dataset contains information about:</w:t>
+      </w:r>
+    </w:p>
+    <w:p/>
+    <w:p>
+      <w:r>
+        <w:t>- Orders</w:t>
+      </w:r>
+    </w:p>
+    <w:p>
+      <w:r>
+        <w:t>- Drivers</w:t>
+      </w:r>
+    </w:p>
+    <w:p>
+      <w:r>
+        <w:t>- Customers</w:t>
+      </w:r>
+    </w:p>
+    <w:p>
+      <w:r>
+        <w:t>- Products</w:t>
+      </w:r>
+    </w:p>
+    <w:p>
+      <w:r>
+        <w:t>- Missing items</w:t>
+      </w:r>
+    </w:p>
+    <w:p/>
+    <w:p>
+      <w:r>
+        <w:t>Key features include:</w:t>
+      </w:r>
+    </w:p>
+    <w:p/>
+    <w:p>
+      <w:r>
+        <w:t>Operational variables</w:t>
+      </w:r>
+    </w:p>
+    <w:p>
+      <w:r>
+        <w:t>- delivery period</w:t>
+      </w:r>
+    </w:p>
+    <w:p>
+      <w:r>
+        <w:t>- month</w:t>
+      </w:r>
+    </w:p>
+    <w:p>
+      <w:r>
+        <w:t>- day of week</w:t>
+      </w:r>
+    </w:p>
+    <w:p>
+      <w:r>
+        <w:t>- region</w:t>
+      </w:r>
+    </w:p>
+    <w:p/>
+    <w:p>
+      <w:r>
+        <w:t>Driver variables</w:t>
+      </w:r>
+    </w:p>
+    <w:p>
+      <w:r>
+        <w:t>- driver ID patterns</w:t>
+      </w:r>
+    </w:p>
+    <w:p>
+      <w:r>
+        <w:t>- driver age group</w:t>
+      </w:r>
+    </w:p>
+    <w:p>
+      <w:r>
+        <w:lastRenderedPageBreak/>
+        <w:t>- trip volume</w:t>
+      </w:r>
+    </w:p>
+    <w:p/>
+    <w:p>
+      <w:r>
+        <w:t>Customer variables</w:t>
+      </w:r>
+    </w:p>
+    <w:p>
+      <w:r>
+        <w:t>- customer age group</w:t>
+      </w:r>
+    </w:p>
+    <w:p/>
+    <w:p>
+      <w:r>
+        <w:t>Product variables</w:t>
+      </w:r>
+    </w:p>
+    <w:p>
+      <w:r>
+        <w:t>- macro category</w:t>
+      </w:r>
+    </w:p>
+    <w:p>
+      <w:r>
+        <w:t>- price bin</w:t>
+      </w:r>
+    </w:p>
+    <w:p/>
+    <w:p>
+      <w:r>
+        <w:t>---</w:t>
+      </w:r>
+    </w:p>
+    <w:p/>
+    <w:p>
+      <w:r>
+        <w:t># Methodology</w:t>
+      </w:r>
+    </w:p>
+    <w:p/>
+    <w:p>
+      <w:r>
+        <w:t>The analysis followed these steps:</w:t>
+      </w:r>
+    </w:p>
+    <w:p/>
+    <w:p>
+      <w:r>
+        <w:t>1. Exploratory Data Analysis (EDA)</w:t>
+      </w:r>
+    </w:p>
+    <w:p>
+      <w:r>
+        <w:t>2. Hypothesis testing across operational, driver, customer, and product dimensions</w:t>
+      </w:r>
+    </w:p>
+    <w:p>
+      <w:r>
+        <w:t>3. Development of a **Fraud Risk Framework**</w:t>
+      </w:r>
+    </w:p>
+    <w:p>
+      <w:r>
+        <w:t>4. Creation of a **risk scoring model**</w:t>
+      </w:r>
+    </w:p>
+    <w:p>
+      <w:r>
+        <w:t>5. Development of an **interactive fraud risk simulator**</w:t>
+      </w:r>
+    </w:p>
+    <w:p/>
+    <w:p>
+      <w:r>
+        <w:t>---</w:t>
+      </w:r>
+    </w:p>
+    <w:p/>
+    <w:p>
+      <w:r>
+        <w:t># Fraud Risk Framework</w:t>
+      </w:r>
+    </w:p>
+    <w:p/>
+    <w:p>
+      <w:r>
+        <w:t>Risk scores are calculated using normalized metrics including:</w:t>
+      </w:r>
+    </w:p>
+    <w:p/>
+    <w:p>
+      <w:r>
+        <w:t>- Missing item incidence rate</w:t>
+      </w:r>
+    </w:p>
+    <w:p>
+      <w:r>
+        <w:lastRenderedPageBreak/>
+        <w:t>- Weighted missing item rate</w:t>
+      </w:r>
+    </w:p>
+    <w:p>
+      <w:r>
+        <w:t>- Average revenue loss</w:t>
+      </w:r>
+    </w:p>
+    <w:p>
+      <w:r>
+        <w:t>- Weighted revenue loss</w:t>
+      </w:r>
+    </w:p>
+    <w:p>
+      <w:r>
+        <w:t>- Order volume</w:t>
+      </w:r>
+    </w:p>
+    <w:p/>
+    <w:p>
+      <w:r>
+        <w:t>Risk levels are classified using quartiles:</w:t>
+      </w:r>
+    </w:p>
+    <w:p/>
+    <w:p>
+      <w:r>
+        <w:t xml:space="preserve">Low Risk  </w:t>
+      </w:r>
+    </w:p>
+    <w:p>
+      <w:r>
+        <w:t xml:space="preserve">Moderate Risk  </w:t>
+      </w:r>
+    </w:p>
+    <w:p>
+      <w:r>
+        <w:t xml:space="preserve">High Risk  </w:t>
+      </w:r>
+    </w:p>
+    <w:p>
+      <w:r>
+        <w:t>Critical Risk</w:t>
+      </w:r>
+    </w:p>
+    <w:p/>
+    <w:p>
+      <w:r>
+        <w:t>---</w:t>
+      </w:r>
+    </w:p>
+    <w:p/>
+    <w:p>
+      <w:r>
+        <w:t># Key Insights</w:t>
+      </w:r>
+    </w:p>
+    <w:p/>
+    <w:p>
+      <w:r>
+        <w:t>Major findings include:</w:t>
+      </w:r>
+    </w:p>
+    <w:p/>
+    <w:p>
+      <w:r>
+        <w:t>- Electronics present the **highest financial loss risk**</w:t>
+      </w:r>
+    </w:p>
+    <w:p>
+      <w:r>
+        <w:t>- Supermarket products account for **most missing item incidents**</w:t>
+      </w:r>
+    </w:p>
+    <w:p>
+      <w:r>
+        <w:t>- Drivers with **multiple IDs show elevated fraud risk**</w:t>
+      </w:r>
+    </w:p>
+    <w:p>
+      <w:r>
+        <w:t>- Certain regions and time periods concentrate higher incident rates</w:t>
+      </w:r>
+    </w:p>
+    <w:p>
+      <w:r>
+        <w:t>- High-value products significantly increase revenue loss impact</w:t>
+      </w:r>
+    </w:p>
+    <w:p/>
+    <w:p>
+      <w:r>
+        <w:t>---</w:t>
+      </w:r>
+    </w:p>
+    <w:p/>
+    <w:p>
+      <w:r>
+        <w:t># Fraud Risk Simulator</w:t>
+      </w:r>
+    </w:p>
+    <w:p/>
+    <w:p>
+      <w:r>
+        <w:lastRenderedPageBreak/>
+        <w:t xml:space="preserve">An interactive </w:t>
+      </w:r>
+      <w:proofErr w:type="spellStart"/>
+      <w:r>
+        <w:t>Streamlit</w:t>
+      </w:r>
+      <w:proofErr w:type="spellEnd"/>
+      <w:r>
+        <w:t xml:space="preserve"> application was developed to simulate delivery fraud risk.</w:t>
+      </w:r>
+    </w:p>
+    <w:p/>
+    <w:p>
+      <w:r>
+        <w:t>Users can select delivery characteristics and estimate risk levels.</w:t>
+      </w:r>
+    </w:p>
+    <w:p/>
+    <w:p>
+      <w:r>
+        <w:t>The simulator includes:</w:t>
+      </w:r>
+    </w:p>
+    <w:p/>
+    <w:p>
+      <w:r>
+        <w:t>- Risk score calculation</w:t>
+      </w:r>
+    </w:p>
+    <w:p>
+      <w:r>
+        <w:t>- Fraud risk classification</w:t>
+      </w:r>
+    </w:p>
+    <w:p>
+      <w:r>
+        <w:t>- Risk gauge visualization</w:t>
+      </w:r>
+    </w:p>
+    <w:p>
+      <w:r>
+        <w:t>- Risk contribution breakdown</w:t>
+      </w:r>
+    </w:p>
+    <w:p>
+      <w:r>
+        <w:t>- Top risk drivers</w:t>
+      </w:r>
+    </w:p>
+    <w:p/>
+    <w:p>
+      <w:r>
+        <w:t>App link:</w:t>
+      </w:r>
+    </w:p>
+    <w:p/>
+    <w:p>
+      <w:r>
+        <w:t>https://delivery-fraud-risk-score-simulator-walmart.streamlit.app/</w:t>
+      </w:r>
+    </w:p>
+    <w:p/>
+    <w:p>
+      <w:r>
+        <w:t>---</w:t>
+      </w:r>
+    </w:p>
+    <w:p/>
+    <w:p>
+      <w:r>
+        <w:t># Tech Stack</w:t>
+      </w:r>
+    </w:p>
+    <w:p/>
+    <w:p>
+      <w:r>
+        <w:t xml:space="preserve">Python  </w:t>
+      </w:r>
+    </w:p>
+    <w:p>
+      <w:r>
+        <w:t xml:space="preserve">Pandas  </w:t>
+      </w:r>
+    </w:p>
+    <w:p>
+      <w:r>
+        <w:t xml:space="preserve">NumPy  </w:t>
+      </w:r>
+    </w:p>
+    <w:p>
+      <w:proofErr w:type="spellStart"/>
+      <w:r>
+        <w:t>Streamlit</w:t>
+      </w:r>
+      <w:proofErr w:type="spellEnd"/>
+      <w:r>
+        <w:t xml:space="preserve">  </w:t>
+      </w:r>
+    </w:p>
+    <w:p>
+      <w:proofErr w:type="spellStart"/>
+      <w:r>
+        <w:t>Plotly</w:t>
+      </w:r>
+      <w:proofErr w:type="spellEnd"/>
+      <w:r>
+        <w:t xml:space="preserve">  </w:t>
+      </w:r>
+    </w:p>
+    <w:p/>
+    <w:p>
+      <w:r>
+        <w:t>---</w:t>
+      </w:r>
+    </w:p>
+    <w:p/>
+    <w:p>
+      <w:r>
+        <w:lastRenderedPageBreak/>
+        <w:t># Project Structure</w:t>
+      </w:r>
+    </w:p>
+    <w:p/>
+    <w:p>
+      <w:r>
+        <w:t>--/--</w:t>
+      </w:r>
+    </w:p>
+    <w:p/>
+    <w:p>
+      <w:proofErr w:type="spellStart"/>
+      <w:r>
+        <w:t>walmart</w:t>
+      </w:r>
+      <w:proofErr w:type="spellEnd"/>
+      <w:r>
+        <w:t>-delivery-fraud-detection</w:t>
+      </w:r>
+      <w:r>
+        <w:br/>
+        <w:t>│</w:t>
+      </w:r>
+      <w:r>
+        <w:br/>
+      </w:r>
+      <w:r>
+        <w:rPr>
+          <w:rFonts w:ascii="MS Gothic" w:eastAsia="MS Gothic" w:hAnsi="MS Gothic" w:cs="MS Gothic" w:hint="eastAsia"/>
+        </w:rPr>
+        <w:t>├</w:t>
+      </w:r>
+      <w:r>
+        <w:rPr>
+          <w:rFonts w:ascii="Aptos" w:hAnsi="Aptos" w:cs="Aptos"/>
+        </w:rPr>
+        <w:t>──</w:t>
+      </w:r>
+      <w:r>
+        <w:t xml:space="preserve"> notebooks</w:t>
+      </w:r>
+      <w:r>
+        <w:br/>
+        <w:t xml:space="preserve">│ └── </w:t>
+      </w:r>
+      <w:proofErr w:type="spellStart"/>
+      <w:r>
+        <w:t>fraud_</w:t>
+      </w:r>
+      <w:proofErr w:type="gramStart"/>
+      <w:r>
+        <w:t>analysis.ipynb</w:t>
+      </w:r>
+      <w:proofErr w:type="spellEnd"/>
+      <w:proofErr w:type="gramEnd"/>
+      <w:r>
+        <w:br/>
+        <w:t>│</w:t>
+      </w:r>
+      <w:r>
+        <w:br/>
+      </w:r>
+      <w:r>
+        <w:rPr>
+          <w:rFonts w:ascii="MS Gothic" w:eastAsia="MS Gothic" w:hAnsi="MS Gothic" w:cs="MS Gothic" w:hint="eastAsia"/>
+        </w:rPr>
+        <w:t>├</w:t>
+      </w:r>
+      <w:r>
+        <w:rPr>
+          <w:rFonts w:ascii="Aptos" w:hAnsi="Aptos" w:cs="Aptos"/>
+        </w:rPr>
+        <w:t>──</w:t>
+      </w:r>
+      <w:r>
+        <w:t xml:space="preserve"> </w:t>
+      </w:r>
+      <w:proofErr w:type="spellStart"/>
+      <w:r>
+        <w:t>fraud_risk_project</w:t>
+      </w:r>
+      <w:proofErr w:type="spellEnd"/>
+      <w:r>
+        <w:br/>
+        <w:t xml:space="preserve">│ </w:t>
+      </w:r>
+      <w:r>
+        <w:rPr>
+          <w:rFonts w:ascii="MS Gothic" w:eastAsia="MS Gothic" w:hAnsi="MS Gothic" w:cs="MS Gothic" w:hint="eastAsia"/>
+        </w:rPr>
+        <w:t>├</w:t>
+      </w:r>
+      <w:r>
+        <w:rPr>
+          <w:rFonts w:ascii="Aptos" w:hAnsi="Aptos" w:cs="Aptos"/>
+        </w:rPr>
+        <w:t>──</w:t>
+      </w:r>
+      <w:r>
+        <w:t xml:space="preserve"> app.py</w:t>
+      </w:r>
+      <w:r>
+        <w:br/>
+        <w:t xml:space="preserve">│ </w:t>
+      </w:r>
+      <w:r>
+        <w:rPr>
+          <w:rFonts w:ascii="MS Gothic" w:eastAsia="MS Gothic" w:hAnsi="MS Gothic" w:cs="MS Gothic" w:hint="eastAsia"/>
+        </w:rPr>
+        <w:t>├</w:t>
+      </w:r>
+      <w:r>
+        <w:rPr>
+          <w:rFonts w:ascii="Aptos" w:hAnsi="Aptos" w:cs="Aptos"/>
+        </w:rPr>
+        <w:t>──</w:t>
+      </w:r>
+      <w:r>
+        <w:t xml:space="preserve"> df_final_risk_summary.csv</w:t>
+      </w:r>
+      <w:r>
+        <w:br/>
+        <w:t>│ └── requirements.txt</w:t>
+      </w:r>
+      <w:r>
+        <w:br/>
+        <w:t>│</w:t>
+      </w:r>
+      <w:r>
+        <w:br/>
+        <w:t>└── README.md</w:t>
+      </w:r>
+    </w:p>
+    <w:p/>
+    <w:p>
+      <w:r>
+        <w:t>--/--</w:t>
+      </w:r>
+    </w:p>
+    <w:p/>
+    <w:p/>
+    <w:p>
+      <w:r>
+        <w:t>---</w:t>
+      </w:r>
+    </w:p>
+    <w:p/>
+    <w:p>
+      <w:r>
+        <w:t># Future Improvements</w:t>
+      </w:r>
+    </w:p>
+    <w:p/>
+    <w:p>
+      <w:r>
+        <w:t>Possible extensions include:</w:t>
+      </w:r>
+    </w:p>
+    <w:p/>
+    <w:p>
+      <w:r>
+        <w:t>- Machine learning fraud classification models</w:t>
+      </w:r>
+    </w:p>
+    <w:p>
+      <w:r>
+        <w:t>- real-time monitoring dashboards</w:t>
+      </w:r>
+    </w:p>
+    <w:p>
+      <w:r>
+        <w:t xml:space="preserve">- anomaly detection for driver </w:t>
+      </w:r>
+      <w:proofErr w:type="spellStart"/>
+      <w:r>
+        <w:t>behavior</w:t>
+      </w:r>
+      <w:proofErr w:type="spellEnd"/>
+    </w:p>
+    <w:p>
+      <w:r>
+        <w:t>- integration with operational risk monitoring systems</w:t>
+      </w:r>
+    </w:p>
+    <w:p/>
+    <w:p>
+      <w:r>
+        <w:t>--/--</w:t>
+      </w:r>
+    </w:p>
+    <w:p>
+      <w:pPr>
+        <w:rPr>
+          <w:b/>
+          <w:bCs/>
+          <w:lang w:val="pt-BR"/>
+        </w:rPr>
+      </w:pPr>
+      <w:r>
+        <w:rPr>
+          <w:b/>
+          <w:bCs/>
+          <w:lang w:val="pt-BR"/>
+        </w:rPr>
+        <w:lastRenderedPageBreak/>
+        <w:t>5</w:t>
+      </w:r>
+      <w:r>
+        <w:rPr>
+          <w:b/>
+          <w:bCs/>
+        </w:rPr>
+        <w:t>️</w:t>
+      </w:r>
+      <w:r>
+        <w:rPr>
+          <w:rFonts w:ascii="Segoe UI Symbol" w:hAnsi="Segoe UI Symbol" w:cs="Segoe UI Symbol"/>
+          <w:b/>
+          <w:bCs/>
+          <w:lang w:val="pt-BR"/>
+        </w:rPr>
+        <w:t>⃣</w:t>
+      </w:r>
+      <w:r>
+        <w:rPr>
+          <w:b/>
+          <w:bCs/>
+          <w:lang w:val="pt-BR"/>
+        </w:rPr>
+        <w:t xml:space="preserve"> </w:t>
+      </w:r>
+      <w:proofErr w:type="gramStart"/>
+      <w:r>
+        <w:rPr>
+          <w:b/>
+          <w:bCs/>
+          <w:lang w:val="pt-BR"/>
+        </w:rPr>
+        <w:t>Resultado final</w:t>
+      </w:r>
+      <w:proofErr w:type="gramEnd"/>
+    </w:p>
+    <w:p>
+      <w:pPr>
+        <w:rPr>
+          <w:lang w:val="pt-BR"/>
+        </w:rPr>
+      </w:pPr>
+      <w:r>
+        <w:rPr>
+          <w:lang w:val="pt-BR"/>
+        </w:rPr>
+        <w:t>Seu projeto agora tem:</w:t>
+      </w:r>
+    </w:p>
+    <w:p>
+      <w:r>
+        <w:rPr>
+          <w:rFonts w:ascii="Segoe UI Symbol" w:hAnsi="Segoe UI Symbol" w:cs="Segoe UI Symbol"/>
+        </w:rPr>
+        <w:t>✔</w:t>
+      </w:r>
+      <w:r>
+        <w:t xml:space="preserve"> EDA</w:t>
+      </w:r>
+      <w:r>
+        <w:br/>
+      </w:r>
+      <w:r>
+        <w:rPr>
+          <w:rFonts w:ascii="Segoe UI Symbol" w:hAnsi="Segoe UI Symbol" w:cs="Segoe UI Symbol"/>
+        </w:rPr>
+        <w:t>✔</w:t>
+      </w:r>
+      <w:r>
+        <w:t xml:space="preserve"> Hypothesis testing</w:t>
+      </w:r>
+      <w:r>
+        <w:br/>
+      </w:r>
+      <w:r>
+        <w:rPr>
+          <w:rFonts w:ascii="Segoe UI Symbol" w:hAnsi="Segoe UI Symbol" w:cs="Segoe UI Symbol"/>
+        </w:rPr>
+        <w:t>✔</w:t>
+      </w:r>
+      <w:r>
+        <w:t xml:space="preserve"> Risk framework</w:t>
+      </w:r>
+      <w:r>
+        <w:br/>
+      </w:r>
+      <w:r>
+        <w:rPr>
+          <w:rFonts w:ascii="Segoe UI Symbol" w:hAnsi="Segoe UI Symbol" w:cs="Segoe UI Symbol"/>
+        </w:rPr>
+        <w:t>✔</w:t>
+      </w:r>
+      <w:r>
+        <w:t xml:space="preserve"> Risk scoring model</w:t>
+      </w:r>
+      <w:r>
+        <w:br/>
+      </w:r>
+      <w:r>
+        <w:rPr>
+          <w:rFonts w:ascii="Segoe UI Symbol" w:hAnsi="Segoe UI Symbol" w:cs="Segoe UI Symbol"/>
+        </w:rPr>
+        <w:t>✔</w:t>
+      </w:r>
+      <w:r>
+        <w:t xml:space="preserve"> Interactive simulator</w:t>
+      </w:r>
+      <w:r>
+        <w:br/>
+      </w:r>
+      <w:r>
+        <w:rPr>
+          <w:rFonts w:ascii="Segoe UI Symbol" w:hAnsi="Segoe UI Symbol" w:cs="Segoe UI Symbol"/>
+        </w:rPr>
+        <w:t>✔</w:t>
+      </w:r>
+      <w:r>
+        <w:t xml:space="preserve"> Live deployed app</w:t>
+      </w:r>
+      <w:r>
+        <w:br/>
+      </w:r>
+      <w:r>
+        <w:rPr>
+          <w:rFonts w:ascii="Segoe UI Symbol" w:hAnsi="Segoe UI Symbol" w:cs="Segoe UI Symbol"/>
+        </w:rPr>
+        <w:t>✔</w:t>
+      </w:r>
+      <w:r>
+        <w:t xml:space="preserve"> Professional README</w:t>
+      </w:r>
+    </w:p>
+    <w:p>
+      <w:pPr>
+        <w:rPr>
+          <w:lang w:val="pt-BR"/>
+        </w:rPr>
+      </w:pPr>
+      <w:r>
+        <w:rPr>
+          <w:lang w:val="pt-BR"/>
+        </w:rPr>
+        <w:t xml:space="preserve">Isso é </w:t>
+      </w:r>
+      <w:r>
+        <w:rPr>
+          <w:b/>
+          <w:bCs/>
+          <w:lang w:val="pt-BR"/>
+        </w:rPr>
+        <w:t xml:space="preserve">nível portfólio de Data </w:t>
+      </w:r>
+      <w:proofErr w:type="spellStart"/>
+      <w:r>
+        <w:rPr>
+          <w:b/>
+          <w:bCs/>
+          <w:lang w:val="pt-BR"/>
+        </w:rPr>
+        <w:t>Scientist</w:t>
+      </w:r>
+      <w:proofErr w:type="spellEnd"/>
+      <w:r>
+        <w:rPr>
+          <w:b/>
+          <w:bCs/>
+          <w:lang w:val="pt-BR"/>
+        </w:rPr>
+        <w:t xml:space="preserve"> / </w:t>
+      </w:r>
+      <w:proofErr w:type="spellStart"/>
+      <w:r>
+        <w:rPr>
+          <w:b/>
+          <w:bCs/>
+          <w:lang w:val="pt-BR"/>
+        </w:rPr>
+        <w:t>Fraud</w:t>
+      </w:r>
+      <w:proofErr w:type="spellEnd"/>
+      <w:r>
+        <w:rPr>
+          <w:b/>
+          <w:bCs/>
+          <w:lang w:val="pt-BR"/>
+        </w:rPr>
+        <w:t xml:space="preserve"> </w:t>
+      </w:r>
+      <w:proofErr w:type="spellStart"/>
+      <w:r>
+        <w:rPr>
+          <w:b/>
+          <w:bCs/>
+          <w:lang w:val="pt-BR"/>
+        </w:rPr>
+        <w:t>Analyst</w:t>
+      </w:r>
+      <w:proofErr w:type="spellEnd"/>
+      <w:r>
+        <w:rPr>
+          <w:lang w:val="pt-BR"/>
+        </w:rPr>
+        <w:t>.</w:t>
+      </w:r>
+    </w:p>
+    <w:p>
+      <w:pPr>
+        <w:rPr>
+          <w:lang w:val="pt-BR"/>
+        </w:rPr>
+      </w:pPr>
+    </w:p>
+    <w:p>
+      <w:pPr>
+        <w:rPr>
+          <w:lang w:val="pt-BR"/>
+        </w:rPr>
+      </w:pPr>
+      <w:r>
+        <w:rPr>
+          <w:lang w:val="pt-BR"/>
+        </w:rPr>
+        <w:t>--/--</w:t>
+      </w:r>
+    </w:p>
+    <w:p>
+      <w:pPr>
+        <w:rPr>
+          <w:lang w:val="pt-BR"/>
+        </w:rPr>
+      </w:pPr>
+    </w:p>
+    <w:p>
+      <w:pPr>
+        <w:rPr>
+          <w:b/>
+          <w:bCs/>
+          <w:lang w:val="pt-BR"/>
+        </w:rPr>
+      </w:pPr>
+      <w:r>
+        <w:rPr>
+          <w:b/>
+          <w:bCs/>
+          <w:lang w:val="pt-BR"/>
+        </w:rPr>
+        <w:t>4</w:t>
+      </w:r>
+      <w:r>
+        <w:rPr>
+          <w:b/>
+          <w:bCs/>
+        </w:rPr>
+        <w:t>️</w:t>
+      </w:r>
+      <w:proofErr w:type="gramStart"/>
+      <w:r>
+        <w:rPr>
+          <w:rFonts w:ascii="Segoe UI Symbol" w:hAnsi="Segoe UI Symbol" w:cs="Segoe UI Symbol"/>
+          <w:b/>
+          <w:bCs/>
+          <w:lang w:val="pt-BR"/>
+        </w:rPr>
+        <w:t>⃣</w:t>
+      </w:r>
+      <w:r>
+        <w:rPr>
+          <w:b/>
+          <w:bCs/>
+          <w:lang w:val="pt-BR"/>
+        </w:rPr>
+        <w:t xml:space="preserve"> Agora</w:t>
+      </w:r>
+      <w:proofErr w:type="gramEnd"/>
+      <w:r>
+        <w:rPr>
+          <w:b/>
+          <w:bCs/>
+          <w:lang w:val="pt-BR"/>
+        </w:rPr>
+        <w:t xml:space="preserve"> as 3 melhorias pequenas do README (que você pediu)</w:t>
+      </w:r>
+    </w:p>
+    <w:p>
+      <w:pPr>
+        <w:rPr>
+          <w:lang w:val="pt-BR"/>
+        </w:rPr>
+      </w:pPr>
+      <w:r>
+        <w:rPr>
+          <w:lang w:val="pt-BR"/>
+        </w:rPr>
+        <w:t>Sem adicionar nada além disso.</w:t>
+      </w:r>
+    </w:p>
+    <w:p>
+      <w:r>
+        <w:pict w14:anchorId="396799C1">
+          <v:rect id="_x0000_i1137" style="width:0;height:1.5pt" o:hralign="center" o:hrstd="t" o:hr="t" fillcolor="#a0a0a0" stroked="f"/>
+        </w:pict>
+      </w:r>
+    </w:p>
+    <w:p>
+      <w:pPr>
+        <w:rPr>
+          <w:b/>
+          <w:bCs/>
+          <w:lang w:val="pt-BR"/>
+        </w:rPr>
+      </w:pPr>
+      <w:r>
+        <w:rPr>
+          <w:rFonts w:ascii="Segoe UI Emoji" w:hAnsi="Segoe UI Emoji" w:cs="Segoe UI Emoji"/>
+          <w:b/>
+          <w:bCs/>
+          <w:lang w:val="pt-BR"/>
+        </w:rPr>
+        <w:t>✔</w:t>
+      </w:r>
+      <w:r>
+        <w:rPr>
+          <w:rFonts w:ascii="Segoe UI Emoji" w:hAnsi="Segoe UI Emoji" w:cs="Segoe UI Emoji"/>
+          <w:b/>
+          <w:bCs/>
+        </w:rPr>
+        <w:t>️</w:t>
+      </w:r>
+      <w:r>
+        <w:rPr>
+          <w:b/>
+          <w:bCs/>
+          <w:lang w:val="pt-BR"/>
+        </w:rPr>
+        <w:t xml:space="preserve"> 1</w:t>
+      </w:r>
+      <w:r>
+        <w:rPr>
+          <w:b/>
+          <w:bCs/>
+        </w:rPr>
+        <w:t>️</w:t>
+      </w:r>
+      <w:r>
+        <w:rPr>
+          <w:rFonts w:ascii="Segoe UI Symbol" w:hAnsi="Segoe UI Symbol" w:cs="Segoe UI Symbol"/>
+          <w:b/>
+          <w:bCs/>
+          <w:lang w:val="pt-BR"/>
+        </w:rPr>
+        <w:t>⃣</w:t>
+      </w:r>
+      <w:r>
+        <w:rPr>
+          <w:b/>
+          <w:bCs/>
+          <w:lang w:val="pt-BR"/>
+        </w:rPr>
+        <w:t xml:space="preserve"> Badges profissionais</w:t>
+      </w:r>
+    </w:p>
+    <w:p>
+      <w:pPr>
+        <w:rPr>
+          <w:lang w:val="pt-BR"/>
+        </w:rPr>
+      </w:pPr>
+      <w:r>
+        <w:rPr>
+          <w:lang w:val="pt-BR"/>
+        </w:rPr>
+        <w:t>Coloque no topo do README:</w:t>
+      </w:r>
+    </w:p>
+    <w:p>
+      <w:pPr>
+        <w:rPr>
+          <w:lang w:val="pt-BR"/>
+        </w:rPr>
+      </w:pPr>
+      <w:proofErr w:type="gramStart"/>
+      <w:r>
+        <w:rPr>
+          <w:lang w:val="pt-BR"/>
+        </w:rPr>
+        <w:t>![</w:t>
+      </w:r>
+      <w:proofErr w:type="gramEnd"/>
+      <w:r>
+        <w:rPr>
+          <w:lang w:val="pt-BR"/>
+        </w:rPr>
+        <w:t>Python](https://img.shields.io/badge/Python-3.11-blue)</w:t>
+      </w:r>
+      <w:r>
+        <w:rPr>
+          <w:lang w:val="pt-BR"/>
+        </w:rPr>
+        <w:br/>
+        <w:t>![Streamlit](https://img.shields.io/badge/Streamlit-App-red)</w:t>
+      </w:r>
+      <w:r>
+        <w:rPr>
+          <w:lang w:val="pt-BR"/>
+        </w:rPr>
+        <w:br/>
+        <w:t>![Status](https://img.shields.io/badge/Project-Completed-green)</w:t>
+      </w:r>
+      <w:r>
+        <w:rPr>
+          <w:lang w:val="pt-BR"/>
+        </w:rPr>
+        <w:br/>
+        <w:t>![License](https://img.shields.io/badge/License-MIT-lightgrey)</w:t>
+      </w:r>
+    </w:p>
+    <w:p>
+      <w:pPr>
+        <w:rPr>
+          <w:lang w:val="pt-BR"/>
+        </w:rPr>
+      </w:pPr>
+      <w:r>
+        <w:rPr>
+          <w:lang w:val="pt-BR"/>
+        </w:rPr>
+        <w:t xml:space="preserve">Isso faz o repositório parecer </w:t>
+      </w:r>
+      <w:r>
+        <w:rPr>
+          <w:b/>
+          <w:bCs/>
+          <w:lang w:val="pt-BR"/>
+        </w:rPr>
+        <w:t>mais profissional imediatamente</w:t>
+      </w:r>
+      <w:r>
+        <w:rPr>
+          <w:lang w:val="pt-BR"/>
+        </w:rPr>
+        <w:t>.</w:t>
+      </w:r>
+    </w:p>
+    <w:p>
+      <w:r>
+        <w:pict w14:anchorId="56824E5D">
+          <v:rect id="_x0000_i1138" style="width:0;height:1.5pt" o:hralign="center" o:hrstd="t" o:hr="t" fillcolor="#a0a0a0" stroked="f"/>
+        </w:pict>
+      </w:r>
+    </w:p>
+    <w:p>
+      <w:pPr>
+        <w:rPr>
+          <w:b/>
+          <w:bCs/>
+          <w:lang w:val="pt-BR"/>
+        </w:rPr>
+      </w:pPr>
+      <w:r>
+        <w:rPr>
+          <w:rFonts w:ascii="Segoe UI Emoji" w:hAnsi="Segoe UI Emoji" w:cs="Segoe UI Emoji"/>
+          <w:b/>
+          <w:bCs/>
+          <w:lang w:val="pt-BR"/>
+        </w:rPr>
+        <w:t>✔</w:t>
+      </w:r>
+      <w:r>
+        <w:rPr>
+          <w:rFonts w:ascii="Segoe UI Emoji" w:hAnsi="Segoe UI Emoji" w:cs="Segoe UI Emoji"/>
+          <w:b/>
+          <w:bCs/>
+        </w:rPr>
+        <w:t>️</w:t>
+      </w:r>
+      <w:r>
+        <w:rPr>
+          <w:b/>
+          <w:bCs/>
+          <w:lang w:val="pt-BR"/>
+        </w:rPr>
+        <w:t xml:space="preserve"> 2</w:t>
+      </w:r>
+      <w:r>
+        <w:rPr>
+          <w:b/>
+          <w:bCs/>
+        </w:rPr>
+        <w:t>️</w:t>
+      </w:r>
+      <w:r>
+        <w:rPr>
+          <w:rFonts w:ascii="Segoe UI Symbol" w:hAnsi="Segoe UI Symbol" w:cs="Segoe UI Symbol"/>
+          <w:b/>
+          <w:bCs/>
+          <w:lang w:val="pt-BR"/>
+        </w:rPr>
+        <w:t>⃣</w:t>
+      </w:r>
+      <w:r>
+        <w:rPr>
+          <w:b/>
+          <w:bCs/>
+          <w:lang w:val="pt-BR"/>
+        </w:rPr>
+        <w:t xml:space="preserve"> Gráfico no topo do README</w:t>
+      </w:r>
+    </w:p>
+    <w:p>
+      <w:pPr>
+        <w:rPr>
+          <w:lang w:val="pt-BR"/>
+        </w:rPr>
+      </w:pPr>
+      <w:r>
+        <w:rPr>
+          <w:lang w:val="pt-BR"/>
+        </w:rPr>
+        <w:t>Adicione uma imagem (ex: heatmap ou leaderboard).</w:t>
+      </w:r>
+    </w:p>
+    <w:p>
+      <w:proofErr w:type="spellStart"/>
+      <w:r>
+        <w:t>Exemplo</w:t>
+      </w:r>
+      <w:proofErr w:type="spellEnd"/>
+      <w:r>
+        <w:t>:</w:t>
+      </w:r>
+    </w:p>
+    <w:p>
+      <w:r>
+        <w:t>## Fraud Risk Leaderboard</w:t>
+      </w:r>
+      <w:r>
+        <w:br/>
+      </w:r>
+      <w:r>
+        <w:br/>
+        <w:t xml:space="preserve">![Risk </w:t>
+      </w:r>
+      <w:proofErr w:type="gramStart"/>
+      <w:r>
+        <w:t>Leaderboard](</w:t>
+      </w:r>
+      <w:proofErr w:type="gramEnd"/>
+      <w:r>
+        <w:t>images/risk_leaderboard.png)</w:t>
+      </w:r>
+    </w:p>
+    <w:p>
+      <w:r>
+        <w:pict w14:anchorId="60052A0A">
+          <v:rect id="_x0000_i1139" style="width:0;height:1.5pt" o:hralign="center" o:hrstd="t" o:hr="t" fillcolor="#a0a0a0" stroked="f"/>
+        </w:pict>
+      </w:r>
+    </w:p>
+    <w:p>
+      <w:pPr>
+        <w:rPr>
+          <w:b/>
+          <w:bCs/>
+          <w:lang w:val="pt-BR"/>
+        </w:rPr>
+      </w:pPr>
+      <w:r>
+        <w:rPr>
+          <w:rFonts w:ascii="Segoe UI Emoji" w:hAnsi="Segoe UI Emoji" w:cs="Segoe UI Emoji"/>
+          <w:b/>
+          <w:bCs/>
+          <w:lang w:val="pt-BR"/>
+        </w:rPr>
+        <w:lastRenderedPageBreak/>
+        <w:t>✔</w:t>
+      </w:r>
+      <w:r>
+        <w:rPr>
+          <w:rFonts w:ascii="Segoe UI Emoji" w:hAnsi="Segoe UI Emoji" w:cs="Segoe UI Emoji"/>
+          <w:b/>
+          <w:bCs/>
+        </w:rPr>
+        <w:t>️</w:t>
+      </w:r>
+      <w:r>
+        <w:rPr>
+          <w:b/>
+          <w:bCs/>
+          <w:lang w:val="pt-BR"/>
+        </w:rPr>
+        <w:t xml:space="preserve"> 3</w:t>
+      </w:r>
+      <w:r>
+        <w:rPr>
+          <w:b/>
+          <w:bCs/>
+        </w:rPr>
+        <w:t>️</w:t>
+      </w:r>
+      <w:r>
+        <w:rPr>
+          <w:rFonts w:ascii="Segoe UI Symbol" w:hAnsi="Segoe UI Symbol" w:cs="Segoe UI Symbol"/>
+          <w:b/>
+          <w:bCs/>
+          <w:lang w:val="pt-BR"/>
+        </w:rPr>
+        <w:t>⃣</w:t>
+      </w:r>
+      <w:r>
+        <w:rPr>
+          <w:b/>
+          <w:bCs/>
+          <w:lang w:val="pt-BR"/>
+        </w:rPr>
+        <w:t xml:space="preserve"> GIF do simulador</w:t>
+      </w:r>
+    </w:p>
+    <w:p>
+      <w:pPr>
+        <w:rPr>
+          <w:lang w:val="pt-BR"/>
+        </w:rPr>
+      </w:pPr>
+      <w:r>
+        <w:rPr>
+          <w:lang w:val="pt-BR"/>
+        </w:rPr>
+        <w:t>Grave a tela (10 segundos) usando:</w:t>
+      </w:r>
+    </w:p>
+    <w:p>
+      <w:pPr>
+        <w:numPr>
+          <w:ilvl w:val="0"/>
+          <w:numId w:val="9"/>
+        </w:numPr>
+      </w:pPr>
+      <w:r>
+        <w:t>Loom</w:t>
+      </w:r>
+    </w:p>
+    <w:p>
+      <w:pPr>
+        <w:numPr>
+          <w:ilvl w:val="0"/>
+          <w:numId w:val="9"/>
+        </w:numPr>
+      </w:pPr>
+      <w:proofErr w:type="spellStart"/>
+      <w:r>
+        <w:t>ScreenToGif</w:t>
+      </w:r>
+      <w:proofErr w:type="spellEnd"/>
+    </w:p>
+    <w:p>
+      <w:pPr>
+        <w:numPr>
+          <w:ilvl w:val="0"/>
+          <w:numId w:val="9"/>
+        </w:numPr>
+      </w:pPr>
+      <w:r>
+        <w:t>OBS</w:t>
+      </w:r>
+    </w:p>
+    <w:p>
+      <w:proofErr w:type="spellStart"/>
+      <w:r>
+        <w:t>Depois</w:t>
+      </w:r>
+      <w:proofErr w:type="spellEnd"/>
+      <w:r>
+        <w:t xml:space="preserve"> </w:t>
+      </w:r>
+      <w:proofErr w:type="spellStart"/>
+      <w:r>
+        <w:t>coloque</w:t>
+      </w:r>
+      <w:proofErr w:type="spellEnd"/>
+      <w:r>
+        <w:t>:</w:t>
+      </w:r>
+    </w:p>
+    <w:p>
+      <w:r>
+        <w:t>## Fraud Risk Simulator</w:t>
+      </w:r>
+      <w:r>
+        <w:br/>
+      </w:r>
+      <w:r>
+        <w:br/>
+        <w:t xml:space="preserve">![Simulator </w:t>
+      </w:r>
+      <w:proofErr w:type="gramStart"/>
+      <w:r>
+        <w:t>Demo](</w:t>
+      </w:r>
+      <w:proofErr w:type="gramEnd"/>
+      <w:r>
+        <w:t>images/simulator_demo.gif)</w:t>
+      </w:r>
+    </w:p>
+    <w:p>
+      <w:pPr>
+        <w:rPr>
+          <w:lang w:val="pt-BR"/>
+        </w:rPr>
+      </w:pPr>
+      <w:r>
+        <w:rPr>
+          <w:lang w:val="pt-BR"/>
+        </w:rPr>
+        <w:t xml:space="preserve">Isso </w:t>
+      </w:r>
+      <w:r>
+        <w:rPr>
+          <w:b/>
+          <w:bCs/>
+          <w:lang w:val="pt-BR"/>
+        </w:rPr>
+        <w:t>faz recrutadores entenderem o projeto em 5 segundos</w:t>
+      </w:r>
+      <w:r>
+        <w:rPr>
+          <w:lang w:val="pt-BR"/>
+        </w:rPr>
+        <w:t>.</w:t>
+      </w:r>
+    </w:p>
+    <w:p>
+      <w:r>
+        <w:pict w14:anchorId="412A9CD2">
+          <v:rect id="_x0000_i1140" style="width:0;height:1.5pt" o:hralign="center" o:hrstd="t" o:hr="t" fillcolor="#a0a0a0" stroked="f"/>
+        </w:pict>
+      </w:r>
+    </w:p>
+    <w:p>
+      <w:pPr>
+        <w:rPr>
+          <w:b/>
+          <w:bCs/>
+          <w:lang w:val="pt-BR"/>
+        </w:rPr>
+      </w:pPr>
+      <w:r>
+        <w:rPr>
+          <w:b/>
+          <w:bCs/>
+          <w:lang w:val="pt-BR"/>
+        </w:rPr>
+        <w:t>5</w:t>
+      </w:r>
+      <w:r>
+        <w:rPr>
+          <w:b/>
+          <w:bCs/>
+        </w:rPr>
+        <w:t>️</w:t>
+      </w:r>
+      <w:proofErr w:type="gramStart"/>
+      <w:r>
+        <w:rPr>
+          <w:rFonts w:ascii="Segoe UI Symbol" w:hAnsi="Segoe UI Symbol" w:cs="Segoe UI Symbol"/>
+          <w:b/>
+          <w:bCs/>
+          <w:lang w:val="pt-BR"/>
+        </w:rPr>
+        <w:t>⃣</w:t>
+      </w:r>
+      <w:r>
+        <w:rPr>
+          <w:b/>
+          <w:bCs/>
+          <w:lang w:val="pt-BR"/>
+        </w:rPr>
+        <w:t xml:space="preserve"> Uma</w:t>
+      </w:r>
+      <w:proofErr w:type="gramEnd"/>
+      <w:r>
+        <w:rPr>
+          <w:b/>
+          <w:bCs/>
+          <w:lang w:val="pt-BR"/>
+        </w:rPr>
+        <w:t xml:space="preserve"> dica rápida sobre seu projeto</w:t>
+      </w:r>
+    </w:p>
+    <w:p>
+      <w:pPr>
+        <w:rPr>
+          <w:lang w:val="pt-BR"/>
+        </w:rPr>
+      </w:pPr>
+      <w:r>
+        <w:rPr>
+          <w:lang w:val="pt-BR"/>
+        </w:rPr>
+        <w:t xml:space="preserve">Seu projeto já tem algo que </w:t>
+      </w:r>
+      <w:r>
+        <w:rPr>
+          <w:b/>
+          <w:bCs/>
+          <w:lang w:val="pt-BR"/>
+        </w:rPr>
+        <w:t>muitos portfólios não têm</w:t>
+      </w:r>
+      <w:r>
+        <w:rPr>
+          <w:lang w:val="pt-BR"/>
+        </w:rPr>
+        <w:t>:</w:t>
+      </w:r>
+    </w:p>
+    <w:p>
+      <w:pPr>
+        <w:rPr>
+          <w:lang w:val="pt-BR"/>
+        </w:rPr>
+      </w:pPr>
+      <w:r>
+        <w:rPr>
+          <w:rFonts w:ascii="Segoe UI Symbol" w:hAnsi="Segoe UI Symbol" w:cs="Segoe UI Symbol"/>
+          <w:lang w:val="pt-BR"/>
+        </w:rPr>
+        <w:t>✔</w:t>
+      </w:r>
+      <w:r>
+        <w:rPr>
+          <w:lang w:val="pt-BR"/>
+        </w:rPr>
+        <w:t xml:space="preserve"> hipótese estruturada</w:t>
+      </w:r>
+      <w:r>
+        <w:rPr>
+          <w:lang w:val="pt-BR"/>
+        </w:rPr>
+        <w:br/>
+      </w:r>
+      <w:r>
+        <w:rPr>
+          <w:rFonts w:ascii="Segoe UI Symbol" w:hAnsi="Segoe UI Symbol" w:cs="Segoe UI Symbol"/>
+          <w:lang w:val="pt-BR"/>
+        </w:rPr>
+        <w:t>✔</w:t>
+      </w:r>
+      <w:r>
+        <w:rPr>
+          <w:lang w:val="pt-BR"/>
+        </w:rPr>
+        <w:t xml:space="preserve"> framework de risco</w:t>
+      </w:r>
+      <w:r>
+        <w:rPr>
+          <w:lang w:val="pt-BR"/>
+        </w:rPr>
+        <w:br/>
+      </w:r>
+      <w:r>
+        <w:rPr>
+          <w:rFonts w:ascii="Segoe UI Symbol" w:hAnsi="Segoe UI Symbol" w:cs="Segoe UI Symbol"/>
+          <w:lang w:val="pt-BR"/>
+        </w:rPr>
+        <w:t>✔</w:t>
+      </w:r>
+      <w:r>
+        <w:rPr>
+          <w:lang w:val="pt-BR"/>
+        </w:rPr>
+        <w:t xml:space="preserve"> modelo de score</w:t>
+      </w:r>
+      <w:r>
+        <w:rPr>
+          <w:lang w:val="pt-BR"/>
+        </w:rPr>
+        <w:br/>
+      </w:r>
+      <w:r>
+        <w:rPr>
+          <w:rFonts w:ascii="Segoe UI Symbol" w:hAnsi="Segoe UI Symbol" w:cs="Segoe UI Symbol"/>
+          <w:lang w:val="pt-BR"/>
+        </w:rPr>
+        <w:t>✔</w:t>
+      </w:r>
+      <w:r>
+        <w:rPr>
+          <w:lang w:val="pt-BR"/>
+        </w:rPr>
+        <w:t xml:space="preserve"> simulador interativo</w:t>
+      </w:r>
+      <w:r>
+        <w:rPr>
+          <w:lang w:val="pt-BR"/>
+        </w:rPr>
+        <w:br/>
+      </w:r>
+      <w:r>
+        <w:rPr>
+          <w:rFonts w:ascii="Segoe UI Symbol" w:hAnsi="Segoe UI Symbol" w:cs="Segoe UI Symbol"/>
+          <w:lang w:val="pt-BR"/>
+        </w:rPr>
+        <w:t>✔</w:t>
+      </w:r>
+      <w:r>
+        <w:rPr>
+          <w:lang w:val="pt-BR"/>
+        </w:rPr>
+        <w:t xml:space="preserve"> deploy online</w:t>
+      </w:r>
+    </w:p>
+    <w:p>
+      <w:pPr>
+        <w:rPr>
+          <w:lang w:val="pt-BR"/>
+        </w:rPr>
+      </w:pPr>
+      <w:r>
+        <w:rPr>
+          <w:lang w:val="pt-BR"/>
+        </w:rPr>
+        <w:t xml:space="preserve">Isso é </w:t>
+      </w:r>
+      <w:r>
+        <w:rPr>
+          <w:b/>
+          <w:bCs/>
+          <w:lang w:val="pt-BR"/>
+        </w:rPr>
+        <w:t>bem forte para vaga de</w:t>
+      </w:r>
+      <w:r>
+        <w:rPr>
+          <w:lang w:val="pt-BR"/>
+        </w:rPr>
+        <w:t>:</w:t>
+      </w:r>
+    </w:p>
+    <w:p>
+      <w:pPr>
+        <w:numPr>
+          <w:ilvl w:val="0"/>
+          <w:numId w:val="10"/>
+        </w:numPr>
+      </w:pPr>
+      <w:r>
+        <w:t>Fraud Analyst</w:t>
+      </w:r>
+    </w:p>
+    <w:p>
+      <w:pPr>
+        <w:numPr>
+          <w:ilvl w:val="0"/>
+          <w:numId w:val="10"/>
+        </w:numPr>
+      </w:pPr>
+      <w:r>
+        <w:t>Risk Analyst</w:t>
+      </w:r>
+    </w:p>
+    <w:p>
+      <w:pPr>
+        <w:numPr>
+          <w:ilvl w:val="0"/>
+          <w:numId w:val="10"/>
+        </w:numPr>
+      </w:pPr>
+      <w:r>
+        <w:t>Data Analyst (Operations)</w:t>
+      </w:r>
+    </w:p>
+    <w:p>
+      <w:pPr>
+        <w:numPr>
+          <w:ilvl w:val="0"/>
+          <w:numId w:val="10"/>
+        </w:numPr>
+      </w:pPr>
+      <w:r>
+        <w:t>Data Scientist (entry / mid)</w:t>
+      </w:r>
+    </w:p>
+    <w:p>
+      <w:pPr>
+        <w:rPr>
+          <w:lang w:val="pt-BR"/>
+        </w:rPr>
+      </w:pPr>
+    </w:p>
     <w:sectPr>
       <w:pgSz w:w="11906" w:h="16838"/>
       <w:pgMar w:top="1440" w:right="1440" w:bottom="1440" w:left="1440" w:header="708" w:footer="708" w:gutter="0"/>
@@ -2530,6 +4262,155 @@
     </w:lvl>
   </w:abstractNum>
   <w:abstractNum w:abstractNumId="2" w15:restartNumberingAfterBreak="0">
+    <w:nsid w:val="25741CD0"/>
+    <w:multiLevelType w:val="multilevel"/>
+    <w:tmpl w:val="4120E506"/>
+    <w:lvl w:ilvl="0">
+      <w:start w:val="1"/>
+      <w:numFmt w:val="bullet"/>
+      <w:lvlText w:val=""/>
+      <w:lvlJc w:val="left"/>
+      <w:pPr>
+        <w:tabs>
+          <w:tab w:val="num" w:pos="720"/>
+        </w:tabs>
+        <w:ind w:left="720" w:hanging="360"/>
+      </w:pPr>
+      <w:rPr>
+        <w:rFonts w:ascii="Symbol" w:hAnsi="Symbol" w:hint="default"/>
+        <w:sz w:val="20"/>
+      </w:rPr>
+    </w:lvl>
+    <w:lvl w:ilvl="1" w:tentative="1">
+      <w:start w:val="1"/>
+      <w:numFmt w:val="bullet"/>
+      <w:lvlText w:val="o"/>
+      <w:lvlJc w:val="left"/>
+      <w:pPr>
+        <w:tabs>
+          <w:tab w:val="num" w:pos="1440"/>
+        </w:tabs>
+        <w:ind w:left="1440" w:hanging="360"/>
+      </w:pPr>
+      <w:rPr>
+        <w:rFonts w:ascii="Courier New" w:hAnsi="Courier New" w:hint="default"/>
+        <w:sz w:val="20"/>
+      </w:rPr>
+    </w:lvl>
+    <w:lvl w:ilvl="2" w:tentative="1">
+      <w:start w:val="1"/>
+      <w:numFmt w:val="bullet"/>
+      <w:lvlText w:val=""/>
+      <w:lvlJc w:val="left"/>
+      <w:pPr>
+        <w:tabs>
+          <w:tab w:val="num" w:pos="2160"/>
+        </w:tabs>
+        <w:ind w:left="2160" w:hanging="360"/>
+      </w:pPr>
+      <w:rPr>
+        <w:rFonts w:ascii="Wingdings" w:hAnsi="Wingdings" w:hint="default"/>
+        <w:sz w:val="20"/>
+      </w:rPr>
+    </w:lvl>
+    <w:lvl w:ilvl="3" w:tentative="1">
+      <w:start w:val="1"/>
+      <w:numFmt w:val="bullet"/>
+      <w:lvlText w:val=""/>
+      <w:lvlJc w:val="left"/>
+      <w:pPr>
+        <w:tabs>
+          <w:tab w:val="num" w:pos="2880"/>
+        </w:tabs>
+        <w:ind w:left="2880" w:hanging="360"/>
+      </w:pPr>
+      <w:rPr>
+        <w:rFonts w:ascii="Wingdings" w:hAnsi="Wingdings" w:hint="default"/>
+        <w:sz w:val="20"/>
+      </w:rPr>
+    </w:lvl>
+    <w:lvl w:ilvl="4" w:tentative="1">
+      <w:start w:val="1"/>
+      <w:numFmt w:val="bullet"/>
+      <w:lvlText w:val=""/>
+      <w:lvlJc w:val="left"/>
+      <w:pPr>
+        <w:tabs>
+          <w:tab w:val="num" w:pos="3600"/>
+        </w:tabs>
+        <w:ind w:left="3600" w:hanging="360"/>
+      </w:pPr>
+      <w:rPr>
+        <w:rFonts w:ascii="Wingdings" w:hAnsi="Wingdings" w:hint="default"/>
+        <w:sz w:val="20"/>
+      </w:rPr>
+    </w:lvl>
+    <w:lvl w:ilvl="5" w:tentative="1">
+      <w:start w:val="1"/>
+      <w:numFmt w:val="bullet"/>
+      <w:lvlText w:val=""/>
+      <w:lvlJc w:val="left"/>
+      <w:pPr>
+        <w:tabs>
+          <w:tab w:val="num" w:pos="4320"/>
+        </w:tabs>
+        <w:ind w:left="4320" w:hanging="360"/>
+      </w:pPr>
+      <w:rPr>
+        <w:rFonts w:ascii="Wingdings" w:hAnsi="Wingdings" w:hint="default"/>
+        <w:sz w:val="20"/>
+      </w:rPr>
+    </w:lvl>
+    <w:lvl w:ilvl="6" w:tentative="1">
+      <w:start w:val="1"/>
+      <w:numFmt w:val="bullet"/>
+      <w:lvlText w:val=""/>
+      <w:lvlJc w:val="left"/>
+      <w:pPr>
+        <w:tabs>
+          <w:tab w:val="num" w:pos="5040"/>
+        </w:tabs>
+        <w:ind w:left="5040" w:hanging="360"/>
+      </w:pPr>
+      <w:rPr>
+        <w:rFonts w:ascii="Wingdings" w:hAnsi="Wingdings" w:hint="default"/>
+        <w:sz w:val="20"/>
+      </w:rPr>
+    </w:lvl>
+    <w:lvl w:ilvl="7" w:tentative="1">
+      <w:start w:val="1"/>
+      <w:numFmt w:val="bullet"/>
+      <w:lvlText w:val=""/>
+      <w:lvlJc w:val="left"/>
+      <w:pPr>
+        <w:tabs>
+          <w:tab w:val="num" w:pos="5760"/>
+        </w:tabs>
+        <w:ind w:left="5760" w:hanging="360"/>
+      </w:pPr>
+      <w:rPr>
+        <w:rFonts w:ascii="Wingdings" w:hAnsi="Wingdings" w:hint="default"/>
+        <w:sz w:val="20"/>
+      </w:rPr>
+    </w:lvl>
+    <w:lvl w:ilvl="8" w:tentative="1">
+      <w:start w:val="1"/>
+      <w:numFmt w:val="bullet"/>
+      <w:lvlText w:val=""/>
+      <w:lvlJc w:val="left"/>
+      <w:pPr>
+        <w:tabs>
+          <w:tab w:val="num" w:pos="6480"/>
+        </w:tabs>
+        <w:ind w:left="6480" w:hanging="360"/>
+      </w:pPr>
+      <w:rPr>
+        <w:rFonts w:ascii="Wingdings" w:hAnsi="Wingdings" w:hint="default"/>
+        <w:sz w:val="20"/>
+      </w:rPr>
+    </w:lvl>
+  </w:abstractNum>
+  <w:abstractNum w:abstractNumId="3" w15:restartNumberingAfterBreak="0">
     <w:nsid w:val="262E5DFF"/>
     <w:multiLevelType w:val="multilevel"/>
     <w:tmpl w:val="B3D69DF8"/>
@@ -2678,7 +4559,156 @@
       </w:rPr>
     </w:lvl>
   </w:abstractNum>
-  <w:abstractNum w:abstractNumId="3" w15:restartNumberingAfterBreak="0">
+  <w:abstractNum w:abstractNumId="4" w15:restartNumberingAfterBreak="0">
+    <w:nsid w:val="26BA6120"/>
+    <w:multiLevelType w:val="multilevel"/>
+    <w:tmpl w:val="B6AEA5D2"/>
+    <w:lvl w:ilvl="0">
+      <w:start w:val="1"/>
+      <w:numFmt w:val="bullet"/>
+      <w:lvlText w:val=""/>
+      <w:lvlJc w:val="left"/>
+      <w:pPr>
+        <w:tabs>
+          <w:tab w:val="num" w:pos="720"/>
+        </w:tabs>
+        <w:ind w:left="720" w:hanging="360"/>
+      </w:pPr>
+      <w:rPr>
+        <w:rFonts w:ascii="Symbol" w:hAnsi="Symbol" w:hint="default"/>
+        <w:sz w:val="20"/>
+      </w:rPr>
+    </w:lvl>
+    <w:lvl w:ilvl="1" w:tentative="1">
+      <w:start w:val="1"/>
+      <w:numFmt w:val="bullet"/>
+      <w:lvlText w:val="o"/>
+      <w:lvlJc w:val="left"/>
+      <w:pPr>
+        <w:tabs>
+          <w:tab w:val="num" w:pos="1440"/>
+        </w:tabs>
+        <w:ind w:left="1440" w:hanging="360"/>
+      </w:pPr>
+      <w:rPr>
+        <w:rFonts w:ascii="Courier New" w:hAnsi="Courier New" w:hint="default"/>
+        <w:sz w:val="20"/>
+      </w:rPr>
+    </w:lvl>
+    <w:lvl w:ilvl="2" w:tentative="1">
+      <w:start w:val="1"/>
+      <w:numFmt w:val="bullet"/>
+      <w:lvlText w:val=""/>
+      <w:lvlJc w:val="left"/>
+      <w:pPr>
+        <w:tabs>
+          <w:tab w:val="num" w:pos="2160"/>
+        </w:tabs>
+        <w:ind w:left="2160" w:hanging="360"/>
+      </w:pPr>
+      <w:rPr>
+        <w:rFonts w:ascii="Wingdings" w:hAnsi="Wingdings" w:hint="default"/>
+        <w:sz w:val="20"/>
+      </w:rPr>
+    </w:lvl>
+    <w:lvl w:ilvl="3" w:tentative="1">
+      <w:start w:val="1"/>
+      <w:numFmt w:val="bullet"/>
+      <w:lvlText w:val=""/>
+      <w:lvlJc w:val="left"/>
+      <w:pPr>
+        <w:tabs>
+          <w:tab w:val="num" w:pos="2880"/>
+        </w:tabs>
+        <w:ind w:left="2880" w:hanging="360"/>
+      </w:pPr>
+      <w:rPr>
+        <w:rFonts w:ascii="Wingdings" w:hAnsi="Wingdings" w:hint="default"/>
+        <w:sz w:val="20"/>
+      </w:rPr>
+    </w:lvl>
+    <w:lvl w:ilvl="4" w:tentative="1">
+      <w:start w:val="1"/>
+      <w:numFmt w:val="bullet"/>
+      <w:lvlText w:val=""/>
+      <w:lvlJc w:val="left"/>
+      <w:pPr>
+        <w:tabs>
+          <w:tab w:val="num" w:pos="3600"/>
+        </w:tabs>
+        <w:ind w:left="3600" w:hanging="360"/>
+      </w:pPr>
+      <w:rPr>
+        <w:rFonts w:ascii="Wingdings" w:hAnsi="Wingdings" w:hint="default"/>
+        <w:sz w:val="20"/>
+      </w:rPr>
+    </w:lvl>
+    <w:lvl w:ilvl="5" w:tentative="1">
+      <w:start w:val="1"/>
+      <w:numFmt w:val="bullet"/>
+      <w:lvlText w:val=""/>
+      <w:lvlJc w:val="left"/>
+      <w:pPr>
+        <w:tabs>
+          <w:tab w:val="num" w:pos="4320"/>
+        </w:tabs>
+        <w:ind w:left="4320" w:hanging="360"/>
+      </w:pPr>
+      <w:rPr>
+        <w:rFonts w:ascii="Wingdings" w:hAnsi="Wingdings" w:hint="default"/>
+        <w:sz w:val="20"/>
+      </w:rPr>
+    </w:lvl>
+    <w:lvl w:ilvl="6" w:tentative="1">
+      <w:start w:val="1"/>
+      <w:numFmt w:val="bullet"/>
+      <w:lvlText w:val=""/>
+      <w:lvlJc w:val="left"/>
+      <w:pPr>
+        <w:tabs>
+          <w:tab w:val="num" w:pos="5040"/>
+        </w:tabs>
+        <w:ind w:left="5040" w:hanging="360"/>
+      </w:pPr>
+      <w:rPr>
+        <w:rFonts w:ascii="Wingdings" w:hAnsi="Wingdings" w:hint="default"/>
+        <w:sz w:val="20"/>
+      </w:rPr>
+    </w:lvl>
+    <w:lvl w:ilvl="7" w:tentative="1">
+      <w:start w:val="1"/>
+      <w:numFmt w:val="bullet"/>
+      <w:lvlText w:val=""/>
+      <w:lvlJc w:val="left"/>
+      <w:pPr>
+        <w:tabs>
+          <w:tab w:val="num" w:pos="5760"/>
+        </w:tabs>
+        <w:ind w:left="5760" w:hanging="360"/>
+      </w:pPr>
+      <w:rPr>
+        <w:rFonts w:ascii="Wingdings" w:hAnsi="Wingdings" w:hint="default"/>
+        <w:sz w:val="20"/>
+      </w:rPr>
+    </w:lvl>
+    <w:lvl w:ilvl="8" w:tentative="1">
+      <w:start w:val="1"/>
+      <w:numFmt w:val="bullet"/>
+      <w:lvlText w:val=""/>
+      <w:lvlJc w:val="left"/>
+      <w:pPr>
+        <w:tabs>
+          <w:tab w:val="num" w:pos="6480"/>
+        </w:tabs>
+        <w:ind w:left="6480" w:hanging="360"/>
+      </w:pPr>
+      <w:rPr>
+        <w:rFonts w:ascii="Wingdings" w:hAnsi="Wingdings" w:hint="default"/>
+        <w:sz w:val="20"/>
+      </w:rPr>
+    </w:lvl>
+  </w:abstractNum>
+  <w:abstractNum w:abstractNumId="5" w15:restartNumberingAfterBreak="0">
     <w:nsid w:val="369826D6"/>
     <w:multiLevelType w:val="multilevel"/>
     <w:tmpl w:val="4B4E802C"/>
@@ -2827,7 +4857,7 @@
       </w:rPr>
     </w:lvl>
   </w:abstractNum>
-  <w:abstractNum w:abstractNumId="4" w15:restartNumberingAfterBreak="0">
+  <w:abstractNum w:abstractNumId="6" w15:restartNumberingAfterBreak="0">
     <w:nsid w:val="3A4B1610"/>
     <w:multiLevelType w:val="multilevel"/>
     <w:tmpl w:val="20723A8E"/>
@@ -2976,7 +5006,7 @@
       </w:rPr>
     </w:lvl>
   </w:abstractNum>
-  <w:abstractNum w:abstractNumId="5" w15:restartNumberingAfterBreak="0">
+  <w:abstractNum w:abstractNumId="7" w15:restartNumberingAfterBreak="0">
     <w:nsid w:val="4DBD14E5"/>
     <w:multiLevelType w:val="multilevel"/>
     <w:tmpl w:val="77382E56"/>
@@ -3125,7 +5155,7 @@
       </w:rPr>
     </w:lvl>
   </w:abstractNum>
-  <w:abstractNum w:abstractNumId="6" w15:restartNumberingAfterBreak="0">
+  <w:abstractNum w:abstractNumId="8" w15:restartNumberingAfterBreak="0">
     <w:nsid w:val="4E945C9C"/>
     <w:multiLevelType w:val="multilevel"/>
     <w:tmpl w:val="1E8E7222"/>
@@ -3274,7 +5304,7 @@
       </w:rPr>
     </w:lvl>
   </w:abstractNum>
-  <w:abstractNum w:abstractNumId="7" w15:restartNumberingAfterBreak="0">
+  <w:abstractNum w:abstractNumId="9" w15:restartNumberingAfterBreak="0">
     <w:nsid w:val="67796C19"/>
     <w:multiLevelType w:val="multilevel"/>
     <w:tmpl w:val="9B4EA208"/>
@@ -3388,28 +5418,34 @@
     </w:lvl>
   </w:abstractNum>
   <w:num w:numId="1" w16cid:durableId="2100249710">
+    <w:abstractNumId w:val="8"/>
+  </w:num>
+  <w:num w:numId="2" w16cid:durableId="1108349046">
+    <w:abstractNumId w:val="9"/>
+  </w:num>
+  <w:num w:numId="3" w16cid:durableId="1454131161">
     <w:abstractNumId w:val="6"/>
   </w:num>
-  <w:num w:numId="2" w16cid:durableId="1108349046">
-    <w:abstractNumId w:val="7"/>
-  </w:num>
-  <w:num w:numId="3" w16cid:durableId="1454131161">
-    <w:abstractNumId w:val="4"/>
-  </w:num>
   <w:num w:numId="4" w16cid:durableId="1700744484">
-    <w:abstractNumId w:val="2"/>
+    <w:abstractNumId w:val="3"/>
   </w:num>
   <w:num w:numId="5" w16cid:durableId="1857574970">
     <w:abstractNumId w:val="1"/>
   </w:num>
   <w:num w:numId="6" w16cid:durableId="1186603341">
-    <w:abstractNumId w:val="3"/>
+    <w:abstractNumId w:val="5"/>
   </w:num>
   <w:num w:numId="7" w16cid:durableId="294453361">
-    <w:abstractNumId w:val="5"/>
+    <w:abstractNumId w:val="7"/>
   </w:num>
   <w:num w:numId="8" w16cid:durableId="481581017">
     <w:abstractNumId w:val="0"/>
+  </w:num>
+  <w:num w:numId="9" w16cid:durableId="1834757136">
+    <w:abstractNumId w:val="4"/>
+  </w:num>
+  <w:num w:numId="10" w16cid:durableId="1548225888">
+    <w:abstractNumId w:val="2"/>
   </w:num>
 </w:numbering>
 </file>
